--- a/public/assets/files/stacjonarne/ADM.docx
+++ b/public/assets/files/stacjonarne/ADM.docx
@@ -523,6 +523,7 @@
                 <w:i w:val="0"/>
                 <w:sz w:val="22"/>
               </w:rPr>
+              <w:t>I</w:t>
             </w:r>
           </w:p>
         </w:tc>
@@ -560,6 +561,7 @@
                 <w:i w:val="0"/>
                 <w:sz w:val="22"/>
               </w:rPr>
+              <w:t>obieralny</w:t>
             </w:r>
           </w:p>
         </w:tc>

--- a/public/assets/files/stacjonarne/ADM.docx
+++ b/public/assets/files/stacjonarne/ADM.docx
@@ -681,12 +681,22 @@
         <w:tblW w:w="5000" w:type="pct"/>
       </w:tblPr>
       <w:tblGrid>
-        <w:gridCol w:w="9972"/>
+        <w:gridCol w:w="997"/>
+        <w:gridCol w:w="997"/>
+        <w:gridCol w:w="997"/>
+        <w:gridCol w:w="997"/>
+        <w:gridCol w:w="997"/>
+        <w:gridCol w:w="997"/>
+        <w:gridCol w:w="997"/>
+        <w:gridCol w:w="997"/>
+        <w:gridCol w:w="997"/>
+        <w:gridCol w:w="997"/>
       </w:tblGrid>
       <w:tr>
         <w:tc>
           <w:tcPr>
-            <w:tcW w:type="dxa" w:w="9972"/>
+            <w:tcW w:type="dxa" w:w="9970"/>
+            <w:gridSpan w:val="10"/>
             <w:shd w:val="clear" w:color="auto" w:fill="D9D9D9"/>
           </w:tcPr>
           <w:p>
@@ -705,31 +715,34 @@
           </w:p>
         </w:tc>
       </w:tr>
-    </w:tbl>
-    <w:tbl>
-      <w:tblPr>
-        <w:tblW w:type="auto" w:w="0"/>
-        <w:tblLook w:firstColumn="1" w:firstRow="1" w:lastColumn="0" w:lastRow="0" w:noHBand="0" w:noVBand="1" w:val="04A0"/>
-        <w:tblBorders>
-          <w:top w:val="single" w:sz="4" w:space="0" w:color="000000"/>
-          <w:left w:val="single" w:sz="4" w:space="0" w:color="000000"/>
-          <w:bottom w:val="single" w:sz="4" w:space="0" w:color="000000"/>
-          <w:right w:val="single" w:sz="4" w:space="0" w:color="000000"/>
-          <w:insideH w:val="single" w:sz="4" w:space="0" w:color="000000"/>
-          <w:insideV w:val="single" w:sz="4" w:space="0" w:color="000000"/>
-        </w:tblBorders>
-        <w:tblW w:w="5000" w:type="pct"/>
-      </w:tblPr>
-      <w:tblGrid>
-        <w:gridCol w:w="2493"/>
-        <w:gridCol w:w="2493"/>
-        <w:gridCol w:w="2493"/>
-        <w:gridCol w:w="2493"/>
-      </w:tblGrid>
       <w:tr>
         <w:tc>
           <w:tcPr>
-            <w:tcW w:type="dxa" w:w="2493"/>
+            <w:tcW w:type="dxa" w:w="9970"/>
+            <w:gridSpan w:val="10"/>
+            <w:shd w:val="clear" w:color="auto" w:fill="D9D9D9"/>
+          </w:tcPr>
+          <w:p>
+            <w:pPr>
+              <w:spacing w:before="20" w:after="20"/>
+            </w:pPr>
+            <w:r>
+              <w:rPr>
+                <w:rFonts w:ascii="Aptos" w:hAnsi="Aptos"/>
+                <w:b w:val="0"/>
+                <w:i w:val="0"/>
+                <w:sz w:val="16"/>
+              </w:rPr>
+              <w:t>Wymiar godzinowy (liczba godzin w semestrze)</w:t>
+            </w:r>
+          </w:p>
+        </w:tc>
+      </w:tr>
+      <w:tr>
+        <w:tc>
+          <w:tcPr>
+            <w:tcW w:type="dxa" w:w="1994"/>
+            <w:gridSpan w:val="2"/>
             <w:shd w:val="clear" w:color="auto" w:fill="D9D9D9"/>
           </w:tcPr>
           <w:p>
@@ -749,7 +762,8 @@
         </w:tc>
         <w:tc>
           <w:tcPr>
-            <w:tcW w:type="dxa" w:w="2493"/>
+            <w:tcW w:type="dxa" w:w="2991"/>
+            <w:gridSpan w:val="3"/>
             <w:shd w:val="clear" w:color="auto" w:fill="D9D9D9"/>
           </w:tcPr>
           <w:p>
@@ -769,7 +783,8 @@
         </w:tc>
         <w:tc>
           <w:tcPr>
-            <w:tcW w:type="dxa" w:w="2493"/>
+            <w:tcW w:type="dxa" w:w="2991"/>
+            <w:gridSpan w:val="3"/>
             <w:shd w:val="clear" w:color="auto" w:fill="D9D9D9"/>
           </w:tcPr>
           <w:p>
@@ -789,7 +804,8 @@
         </w:tc>
         <w:tc>
           <w:tcPr>
-            <w:tcW w:type="dxa" w:w="2493"/>
+            <w:tcW w:type="dxa" w:w="1994"/>
+            <w:gridSpan w:val="2"/>
             <w:shd w:val="clear" w:color="auto" w:fill="D9D9D9"/>
           </w:tcPr>
           <w:p>
@@ -811,7 +827,8 @@
       <w:tr>
         <w:tc>
           <w:tcPr>
-            <w:tcW w:type="dxa" w:w="2493"/>
+            <w:tcW w:type="dxa" w:w="1994"/>
+            <w:gridSpan w:val="2"/>
           </w:tcPr>
           <w:p>
             <w:pPr>
@@ -830,7 +847,8 @@
         </w:tc>
         <w:tc>
           <w:tcPr>
-            <w:tcW w:type="dxa" w:w="2493"/>
+            <w:tcW w:type="dxa" w:w="2991"/>
+            <w:gridSpan w:val="3"/>
           </w:tcPr>
           <w:p>
             <w:pPr>
@@ -849,7 +867,8 @@
         </w:tc>
         <w:tc>
           <w:tcPr>
-            <w:tcW w:type="dxa" w:w="2493"/>
+            <w:tcW w:type="dxa" w:w="2991"/>
+            <w:gridSpan w:val="3"/>
           </w:tcPr>
           <w:p>
             <w:pPr>
@@ -868,7 +887,8 @@
         </w:tc>
         <w:tc>
           <w:tcPr>
-            <w:tcW w:type="dxa" w:w="2493"/>
+            <w:tcW w:type="dxa" w:w="1994"/>
+            <w:gridSpan w:val="2"/>
           </w:tcPr>
           <w:p>
             <w:pPr>
@@ -886,30 +906,34 @@
           </w:p>
         </w:tc>
       </w:tr>
-    </w:tbl>
-    <w:tbl>
-      <w:tblPr>
-        <w:tblW w:type="auto" w:w="0"/>
-        <w:tblLook w:firstColumn="1" w:firstRow="1" w:lastColumn="0" w:lastRow="0" w:noHBand="0" w:noVBand="1" w:val="04A0"/>
-        <w:tblBorders>
-          <w:top w:val="single" w:sz="4" w:space="0" w:color="000000"/>
-          <w:left w:val="single" w:sz="4" w:space="0" w:color="000000"/>
-          <w:bottom w:val="single" w:sz="4" w:space="0" w:color="000000"/>
-          <w:right w:val="single" w:sz="4" w:space="0" w:color="000000"/>
-          <w:insideH w:val="single" w:sz="4" w:space="0" w:color="000000"/>
-          <w:insideV w:val="single" w:sz="4" w:space="0" w:color="000000"/>
-        </w:tblBorders>
-        <w:tblW w:w="5000" w:type="pct"/>
-      </w:tblPr>
-      <w:tblGrid>
-        <w:gridCol w:w="3324"/>
-        <w:gridCol w:w="3324"/>
-        <w:gridCol w:w="3324"/>
-      </w:tblGrid>
       <w:tr>
         <w:tc>
           <w:tcPr>
-            <w:tcW w:type="dxa" w:w="3324"/>
+            <w:tcW w:type="dxa" w:w="9970"/>
+            <w:gridSpan w:val="10"/>
+            <w:shd w:val="clear" w:color="auto" w:fill="D9D9D9"/>
+          </w:tcPr>
+          <w:p>
+            <w:pPr>
+              <w:spacing w:before="20" w:after="20"/>
+            </w:pPr>
+            <w:r>
+              <w:rPr>
+                <w:rFonts w:ascii="Aptos" w:hAnsi="Aptos"/>
+                <w:b/>
+                <w:i w:val="0"/>
+                <w:sz w:val="22"/>
+              </w:rPr>
+              <w:t>Bilans ECTS</w:t>
+            </w:r>
+          </w:p>
+        </w:tc>
+      </w:tr>
+      <w:tr>
+        <w:tc>
+          <w:tcPr>
+            <w:tcW w:type="dxa" w:w="4985"/>
+            <w:gridSpan w:val="5"/>
             <w:shd w:val="clear" w:color="auto" w:fill="D9D9D9"/>
           </w:tcPr>
           <w:p>
@@ -929,7 +953,8 @@
         </w:tc>
         <w:tc>
           <w:tcPr>
-            <w:tcW w:type="dxa" w:w="3324"/>
+            <w:tcW w:type="dxa" w:w="2991"/>
+            <w:gridSpan w:val="3"/>
             <w:shd w:val="clear" w:color="auto" w:fill="D9D9D9"/>
           </w:tcPr>
           <w:p>
@@ -949,7 +974,8 @@
         </w:tc>
         <w:tc>
           <w:tcPr>
-            <w:tcW w:type="dxa" w:w="3324"/>
+            <w:tcW w:type="dxa" w:w="1994"/>
+            <w:gridSpan w:val="2"/>
             <w:shd w:val="clear" w:color="auto" w:fill="D9D9D9"/>
           </w:tcPr>
           <w:p>
@@ -971,7 +997,8 @@
       <w:tr>
         <w:tc>
           <w:tcPr>
-            <w:tcW w:type="dxa" w:w="3324"/>
+            <w:tcW w:type="dxa" w:w="4985"/>
+            <w:gridSpan w:val="5"/>
           </w:tcPr>
           <w:p>
             <w:pPr>
@@ -990,7 +1017,8 @@
         </w:tc>
         <w:tc>
           <w:tcPr>
-            <w:tcW w:type="dxa" w:w="3324"/>
+            <w:tcW w:type="dxa" w:w="2991"/>
+            <w:gridSpan w:val="3"/>
           </w:tcPr>
           <w:p>
             <w:pPr>
@@ -1009,7 +1037,8 @@
         </w:tc>
         <w:tc>
           <w:tcPr>
-            <w:tcW w:type="dxa" w:w="3324"/>
+            <w:tcW w:type="dxa" w:w="1994"/>
+            <w:gridSpan w:val="2"/>
           </w:tcPr>
           <w:p>
             <w:pPr>
@@ -1030,7 +1059,8 @@
       <w:tr>
         <w:tc>
           <w:tcPr>
-            <w:tcW w:type="dxa" w:w="3324"/>
+            <w:tcW w:type="dxa" w:w="4985"/>
+            <w:gridSpan w:val="5"/>
           </w:tcPr>
           <w:p>
             <w:pPr>
@@ -1049,7 +1079,8 @@
         </w:tc>
         <w:tc>
           <w:tcPr>
-            <w:tcW w:type="dxa" w:w="3324"/>
+            <w:tcW w:type="dxa" w:w="2991"/>
+            <w:gridSpan w:val="3"/>
           </w:tcPr>
           <w:p>
             <w:pPr>
@@ -1068,7 +1099,8 @@
         </w:tc>
         <w:tc>
           <w:tcPr>
-            <w:tcW w:type="dxa" w:w="3324"/>
+            <w:tcW w:type="dxa" w:w="1994"/>
+            <w:gridSpan w:val="2"/>
           </w:tcPr>
           <w:p>
             <w:pPr>
@@ -1089,7 +1121,29 @@
       <w:tr>
         <w:tc>
           <w:tcPr>
-            <w:tcW w:type="dxa" w:w="3324"/>
+            <w:tcW w:type="dxa" w:w="4985"/>
+            <w:gridSpan w:val="5"/>
+            <w:shd w:val="clear" w:color="auto" w:fill="D9D9D9"/>
+          </w:tcPr>
+          <w:p>
+            <w:pPr>
+              <w:spacing w:before="20" w:after="20"/>
+            </w:pPr>
+            <w:r>
+              <w:rPr>
+                <w:rFonts w:ascii="Aptos" w:hAnsi="Aptos"/>
+                <w:b/>
+                <w:i w:val="0"/>
+                <w:sz w:val="16"/>
+              </w:rPr>
+              <w:t>Opis samodzielnej pracy studenta</w:t>
+            </w:r>
+          </w:p>
+        </w:tc>
+        <w:tc>
+          <w:tcPr>
+            <w:tcW w:type="dxa" w:w="4985"/>
+            <w:gridSpan w:val="5"/>
           </w:tcPr>
           <w:p>
             <w:pPr>
@@ -1102,45 +1156,7 @@
                 <w:i w:val="0"/>
                 <w:sz w:val="22"/>
               </w:rPr>
-              <w:t>Suma</w:t>
-            </w:r>
-          </w:p>
-        </w:tc>
-        <w:tc>
-          <w:tcPr>
-            <w:tcW w:type="dxa" w:w="3324"/>
-          </w:tcPr>
-          <w:p>
-            <w:pPr>
-              <w:spacing w:before="20" w:after="20"/>
-            </w:pPr>
-            <w:r>
-              <w:rPr>
-                <w:rFonts w:ascii="Aptos" w:hAnsi="Aptos"/>
-                <w:b w:val="0"/>
-                <w:i w:val="0"/>
-                <w:sz w:val="22"/>
-              </w:rPr>
-              <w:t>125</w:t>
-            </w:r>
-          </w:p>
-        </w:tc>
-        <w:tc>
-          <w:tcPr>
-            <w:tcW w:type="dxa" w:w="3324"/>
-          </w:tcPr>
-          <w:p>
-            <w:pPr>
-              <w:spacing w:before="20" w:after="20"/>
-            </w:pPr>
-            <w:r>
-              <w:rPr>
-                <w:rFonts w:ascii="Aptos" w:hAnsi="Aptos"/>
-                <w:b w:val="0"/>
-                <w:i w:val="0"/>
-                <w:sz w:val="22"/>
-              </w:rPr>
-              <w:t>5</w:t>
+              <w:t>Samodzielna konfiguracja środowiska wirtualnego z systemem Windows Server; wykonywanie zadań administracyjnych (Active Directory, GPO, DNS, DHCP) poza zajęciami; przygotowanie sprawozdań z laboratoriów.</w:t>
             </w:r>
           </w:p>
         </w:tc>
@@ -1251,7 +1267,97 @@
           <w:tcPr>
             <w:tcW w:type="dxa" w:w="9972"/>
           </w:tcPr>
-          <w:p/>
+          <w:p>
+            <w:pPr>
+              <w:spacing w:before="20" w:after="20"/>
+            </w:pPr>
+            <w:r>
+              <w:rPr>
+                <w:rFonts w:ascii="Aptos" w:hAnsi="Aptos"/>
+                <w:b/>
+                <w:sz w:val="22"/>
+              </w:rPr>
+              <w:t>Wykład:</w:t>
+            </w:r>
+          </w:p>
+          <w:p>
+            <w:pPr>
+              <w:spacing w:before="20" w:after="20"/>
+            </w:pPr>
+            <w:r>
+              <w:rPr>
+                <w:rFonts w:ascii="Aptos" w:hAnsi="Aptos"/>
+                <w:b w:val="0"/>
+                <w:sz w:val="22"/>
+              </w:rPr>
+              <w:t>• wykład z prezentacją multimedialną</w:t>
+            </w:r>
+          </w:p>
+          <w:p>
+            <w:pPr>
+              <w:spacing w:before="20" w:after="20"/>
+            </w:pPr>
+            <w:r>
+              <w:rPr>
+                <w:rFonts w:ascii="Aptos" w:hAnsi="Aptos"/>
+                <w:b w:val="0"/>
+                <w:sz w:val="22"/>
+              </w:rPr>
+              <w:t>• wykład z prezentacją oprogramowania</w:t>
+            </w:r>
+          </w:p>
+          <w:p>
+            <w:pPr>
+              <w:spacing w:before="20" w:after="20"/>
+            </w:pPr>
+            <w:r>
+              <w:rPr>
+                <w:rFonts w:ascii="Aptos" w:hAnsi="Aptos"/>
+                <w:b/>
+                <w:sz w:val="22"/>
+              </w:rPr>
+              <w:t>Ćwiczenia / Laboratorium:</w:t>
+            </w:r>
+          </w:p>
+          <w:p>
+            <w:pPr>
+              <w:spacing w:before="20" w:after="20"/>
+            </w:pPr>
+            <w:r>
+              <w:rPr>
+                <w:rFonts w:ascii="Aptos" w:hAnsi="Aptos"/>
+                <w:b w:val="0"/>
+                <w:sz w:val="22"/>
+              </w:rPr>
+              <w:t>• rozwiązywanie zadań</w:t>
+            </w:r>
+          </w:p>
+          <w:p>
+            <w:pPr>
+              <w:spacing w:before="20" w:after="20"/>
+            </w:pPr>
+            <w:r>
+              <w:rPr>
+                <w:rFonts w:ascii="Aptos" w:hAnsi="Aptos"/>
+                <w:b w:val="0"/>
+                <w:sz w:val="22"/>
+              </w:rPr>
+              <w:t>• warsztaty</w:t>
+            </w:r>
+          </w:p>
+          <w:p>
+            <w:pPr>
+              <w:spacing w:before="20" w:after="20"/>
+            </w:pPr>
+            <w:r>
+              <w:rPr>
+                <w:rFonts w:ascii="Aptos" w:hAnsi="Aptos"/>
+                <w:b w:val="0"/>
+                <w:sz w:val="22"/>
+              </w:rPr>
+              <w:t>• praca w grupach</w:t>
+            </w:r>
+          </w:p>
         </w:tc>
       </w:tr>
     </w:tbl>
@@ -1500,9 +1606,10 @@
             <w:r>
               <w:rPr>
                 <w:rFonts w:ascii="Aptos" w:hAnsi="Aptos"/>
+                <w:b w:val="0"/>
+                <w:i w:val="0"/>
                 <w:sz w:val="22"/>
               </w:rPr>
-              <w:t>1. Kolokwium zaliczeniowe 100%</w:t>
             </w:r>
           </w:p>
         </w:tc>
@@ -1519,7 +1626,31 @@
                 <w:rFonts w:ascii="Aptos" w:hAnsi="Aptos"/>
                 <w:sz w:val="22"/>
               </w:rPr>
-              <w:t>1. Kolokwium zaliczeniowe 100%</w:t>
+              <w:t>1. kolokwium</w:t>
+            </w:r>
+          </w:p>
+          <w:p>
+            <w:pPr>
+              <w:spacing w:before="20" w:after="20"/>
+            </w:pPr>
+            <w:r>
+              <w:rPr>
+                <w:rFonts w:ascii="Aptos" w:hAnsi="Aptos"/>
+                <w:sz w:val="22"/>
+              </w:rPr>
+              <w:t>2. ocena pracy podczas ćwiczenia</w:t>
+            </w:r>
+          </w:p>
+          <w:p>
+            <w:pPr>
+              <w:spacing w:before="20" w:after="20"/>
+            </w:pPr>
+            <w:r>
+              <w:rPr>
+                <w:rFonts w:ascii="Aptos" w:hAnsi="Aptos"/>
+                <w:sz w:val="22"/>
+              </w:rPr>
+              <w:t>3. raport z wykonanego zadania</w:t>
             </w:r>
           </w:p>
         </w:tc>
@@ -1802,14 +1933,14 @@
         <w:tblW w:w="5000" w:type="pct"/>
       </w:tblPr>
       <w:tblGrid>
-        <w:gridCol w:w="3324"/>
-        <w:gridCol w:w="3324"/>
-        <w:gridCol w:w="3324"/>
+        <w:gridCol w:w="680"/>
+        <w:gridCol w:w="4536"/>
+        <w:gridCol w:w="4252"/>
       </w:tblGrid>
       <w:tr>
         <w:tc>
           <w:tcPr>
-            <w:tcW w:type="dxa" w:w="9972"/>
+            <w:tcW w:type="dxa" w:w="9468"/>
             <w:gridSpan w:val="3"/>
             <w:shd w:val="clear" w:color="auto" w:fill="D9D9D9"/>
           </w:tcPr>
@@ -1832,7 +1963,7 @@
       <w:tr>
         <w:tc>
           <w:tcPr>
-            <w:tcW w:type="dxa" w:w="3324"/>
+            <w:tcW w:type="dxa" w:w="680"/>
             <w:shd w:val="clear" w:color="auto" w:fill="D9D9D9"/>
           </w:tcPr>
           <w:p>
@@ -1852,7 +1983,7 @@
         </w:tc>
         <w:tc>
           <w:tcPr>
-            <w:tcW w:type="dxa" w:w="3324"/>
+            <w:tcW w:type="dxa" w:w="4536"/>
             <w:shd w:val="clear" w:color="auto" w:fill="D9D9D9"/>
           </w:tcPr>
           <w:p>
@@ -1872,7 +2003,7 @@
         </w:tc>
         <w:tc>
           <w:tcPr>
-            <w:tcW w:type="dxa" w:w="3324"/>
+            <w:tcW w:type="dxa" w:w="4252"/>
             <w:shd w:val="clear" w:color="auto" w:fill="D9D9D9"/>
           </w:tcPr>
           <w:p>
@@ -1894,7 +2025,7 @@
       <w:tr>
         <w:tc>
           <w:tcPr>
-            <w:tcW w:type="dxa" w:w="3324"/>
+            <w:tcW w:type="dxa" w:w="680"/>
           </w:tcPr>
           <w:p>
             <w:pPr>
@@ -1913,7 +2044,7 @@
         </w:tc>
         <w:tc>
           <w:tcPr>
-            <w:tcW w:type="dxa" w:w="3324"/>
+            <w:tcW w:type="dxa" w:w="4536"/>
           </w:tcPr>
           <w:p>
             <w:pPr>
@@ -1932,7 +2063,7 @@
         </w:tc>
         <w:tc>
           <w:tcPr>
-            <w:tcW w:type="dxa" w:w="3324"/>
+            <w:tcW w:type="dxa" w:w="4252"/>
           </w:tcPr>
           <w:p>
             <w:pPr>
@@ -1952,7 +2083,7 @@
       <w:tr>
         <w:tc>
           <w:tcPr>
-            <w:tcW w:type="dxa" w:w="3324"/>
+            <w:tcW w:type="dxa" w:w="680"/>
           </w:tcPr>
           <w:p>
             <w:pPr>
@@ -1971,7 +2102,7 @@
         </w:tc>
         <w:tc>
           <w:tcPr>
-            <w:tcW w:type="dxa" w:w="3324"/>
+            <w:tcW w:type="dxa" w:w="4536"/>
           </w:tcPr>
           <w:p>
             <w:pPr>
@@ -1990,7 +2121,7 @@
         </w:tc>
         <w:tc>
           <w:tcPr>
-            <w:tcW w:type="dxa" w:w="3324"/>
+            <w:tcW w:type="dxa" w:w="4252"/>
           </w:tcPr>
           <w:p>
             <w:pPr>
@@ -2010,7 +2141,7 @@
       <w:tr>
         <w:tc>
           <w:tcPr>
-            <w:tcW w:type="dxa" w:w="3324"/>
+            <w:tcW w:type="dxa" w:w="680"/>
           </w:tcPr>
           <w:p>
             <w:pPr>
@@ -2029,7 +2160,7 @@
         </w:tc>
         <w:tc>
           <w:tcPr>
-            <w:tcW w:type="dxa" w:w="3324"/>
+            <w:tcW w:type="dxa" w:w="4536"/>
           </w:tcPr>
           <w:p>
             <w:pPr>
@@ -2048,7 +2179,7 @@
         </w:tc>
         <w:tc>
           <w:tcPr>
-            <w:tcW w:type="dxa" w:w="3324"/>
+            <w:tcW w:type="dxa" w:w="4252"/>
           </w:tcPr>
           <w:p>
             <w:pPr>
@@ -2068,7 +2199,7 @@
       <w:tr>
         <w:tc>
           <w:tcPr>
-            <w:tcW w:type="dxa" w:w="3324"/>
+            <w:tcW w:type="dxa" w:w="680"/>
           </w:tcPr>
           <w:p>
             <w:pPr>
@@ -2087,7 +2218,7 @@
         </w:tc>
         <w:tc>
           <w:tcPr>
-            <w:tcW w:type="dxa" w:w="3324"/>
+            <w:tcW w:type="dxa" w:w="4536"/>
           </w:tcPr>
           <w:p>
             <w:pPr>
@@ -2106,7 +2237,7 @@
         </w:tc>
         <w:tc>
           <w:tcPr>
-            <w:tcW w:type="dxa" w:w="3324"/>
+            <w:tcW w:type="dxa" w:w="4252"/>
           </w:tcPr>
           <w:p>
             <w:pPr>
@@ -2126,7 +2257,7 @@
       <w:tr>
         <w:tc>
           <w:tcPr>
-            <w:tcW w:type="dxa" w:w="3324"/>
+            <w:tcW w:type="dxa" w:w="680"/>
           </w:tcPr>
           <w:p>
             <w:pPr>
@@ -2145,7 +2276,7 @@
         </w:tc>
         <w:tc>
           <w:tcPr>
-            <w:tcW w:type="dxa" w:w="3324"/>
+            <w:tcW w:type="dxa" w:w="4536"/>
           </w:tcPr>
           <w:p>
             <w:pPr>
@@ -2164,7 +2295,7 @@
         </w:tc>
         <w:tc>
           <w:tcPr>
-            <w:tcW w:type="dxa" w:w="3324"/>
+            <w:tcW w:type="dxa" w:w="4252"/>
           </w:tcPr>
           <w:p>
             <w:pPr>
@@ -2184,7 +2315,7 @@
       <w:tr>
         <w:tc>
           <w:tcPr>
-            <w:tcW w:type="dxa" w:w="3324"/>
+            <w:tcW w:type="dxa" w:w="680"/>
           </w:tcPr>
           <w:p>
             <w:pPr>
@@ -2203,7 +2334,7 @@
         </w:tc>
         <w:tc>
           <w:tcPr>
-            <w:tcW w:type="dxa" w:w="3324"/>
+            <w:tcW w:type="dxa" w:w="4536"/>
           </w:tcPr>
           <w:p>
             <w:pPr>
@@ -2222,7 +2353,7 @@
         </w:tc>
         <w:tc>
           <w:tcPr>
-            <w:tcW w:type="dxa" w:w="3324"/>
+            <w:tcW w:type="dxa" w:w="4252"/>
           </w:tcPr>
           <w:p>
             <w:pPr>
@@ -2242,7 +2373,7 @@
       <w:tr>
         <w:tc>
           <w:tcPr>
-            <w:tcW w:type="dxa" w:w="3324"/>
+            <w:tcW w:type="dxa" w:w="680"/>
           </w:tcPr>
           <w:p>
             <w:pPr>
@@ -2261,7 +2392,7 @@
         </w:tc>
         <w:tc>
           <w:tcPr>
-            <w:tcW w:type="dxa" w:w="3324"/>
+            <w:tcW w:type="dxa" w:w="4536"/>
           </w:tcPr>
           <w:p>
             <w:pPr>
@@ -2280,7 +2411,7 @@
         </w:tc>
         <w:tc>
           <w:tcPr>
-            <w:tcW w:type="dxa" w:w="3324"/>
+            <w:tcW w:type="dxa" w:w="4252"/>
           </w:tcPr>
           <w:p>
             <w:pPr>
@@ -2300,7 +2431,7 @@
       <w:tr>
         <w:tc>
           <w:tcPr>
-            <w:tcW w:type="dxa" w:w="3324"/>
+            <w:tcW w:type="dxa" w:w="680"/>
           </w:tcPr>
           <w:p>
             <w:pPr>
@@ -2319,7 +2450,7 @@
         </w:tc>
         <w:tc>
           <w:tcPr>
-            <w:tcW w:type="dxa" w:w="3324"/>
+            <w:tcW w:type="dxa" w:w="4536"/>
           </w:tcPr>
           <w:p>
             <w:pPr>
@@ -2338,7 +2469,7 @@
         </w:tc>
         <w:tc>
           <w:tcPr>
-            <w:tcW w:type="dxa" w:w="3324"/>
+            <w:tcW w:type="dxa" w:w="4252"/>
           </w:tcPr>
           <w:p>
             <w:pPr>
@@ -2358,7 +2489,7 @@
       <w:tr>
         <w:tc>
           <w:tcPr>
-            <w:tcW w:type="dxa" w:w="3324"/>
+            <w:tcW w:type="dxa" w:w="680"/>
           </w:tcPr>
           <w:p>
             <w:pPr>
@@ -2377,7 +2508,7 @@
         </w:tc>
         <w:tc>
           <w:tcPr>
-            <w:tcW w:type="dxa" w:w="3324"/>
+            <w:tcW w:type="dxa" w:w="4536"/>
           </w:tcPr>
           <w:p>
             <w:pPr>
@@ -2396,7 +2527,7 @@
         </w:tc>
         <w:tc>
           <w:tcPr>
-            <w:tcW w:type="dxa" w:w="3324"/>
+            <w:tcW w:type="dxa" w:w="4252"/>
           </w:tcPr>
           <w:p>
             <w:pPr>
@@ -2416,7 +2547,7 @@
       <w:tr>
         <w:tc>
           <w:tcPr>
-            <w:tcW w:type="dxa" w:w="3324"/>
+            <w:tcW w:type="dxa" w:w="680"/>
           </w:tcPr>
           <w:p>
             <w:pPr>
@@ -2435,7 +2566,7 @@
         </w:tc>
         <w:tc>
           <w:tcPr>
-            <w:tcW w:type="dxa" w:w="3324"/>
+            <w:tcW w:type="dxa" w:w="4536"/>
           </w:tcPr>
           <w:p>
             <w:pPr>
@@ -2454,7 +2585,7 @@
         </w:tc>
         <w:tc>
           <w:tcPr>
-            <w:tcW w:type="dxa" w:w="3324"/>
+            <w:tcW w:type="dxa" w:w="4252"/>
           </w:tcPr>
           <w:p>
             <w:pPr>
@@ -2474,7 +2605,7 @@
       <w:tr>
         <w:tc>
           <w:tcPr>
-            <w:tcW w:type="dxa" w:w="3324"/>
+            <w:tcW w:type="dxa" w:w="680"/>
           </w:tcPr>
           <w:p>
             <w:pPr>
@@ -2493,7 +2624,7 @@
         </w:tc>
         <w:tc>
           <w:tcPr>
-            <w:tcW w:type="dxa" w:w="3324"/>
+            <w:tcW w:type="dxa" w:w="4536"/>
           </w:tcPr>
           <w:p>
             <w:pPr>
@@ -2512,7 +2643,7 @@
         </w:tc>
         <w:tc>
           <w:tcPr>
-            <w:tcW w:type="dxa" w:w="3324"/>
+            <w:tcW w:type="dxa" w:w="4252"/>
           </w:tcPr>
           <w:p>
             <w:pPr>
@@ -2532,7 +2663,7 @@
       <w:tr>
         <w:tc>
           <w:tcPr>
-            <w:tcW w:type="dxa" w:w="3324"/>
+            <w:tcW w:type="dxa" w:w="680"/>
           </w:tcPr>
           <w:p>
             <w:pPr>
@@ -2551,7 +2682,7 @@
         </w:tc>
         <w:tc>
           <w:tcPr>
-            <w:tcW w:type="dxa" w:w="3324"/>
+            <w:tcW w:type="dxa" w:w="4536"/>
           </w:tcPr>
           <w:p>
             <w:pPr>
@@ -2570,7 +2701,7 @@
         </w:tc>
         <w:tc>
           <w:tcPr>
-            <w:tcW w:type="dxa" w:w="3324"/>
+            <w:tcW w:type="dxa" w:w="4252"/>
           </w:tcPr>
           <w:p>
             <w:pPr>
@@ -2590,7 +2721,7 @@
       <w:tr>
         <w:tc>
           <w:tcPr>
-            <w:tcW w:type="dxa" w:w="3324"/>
+            <w:tcW w:type="dxa" w:w="680"/>
           </w:tcPr>
           <w:p>
             <w:pPr>
@@ -2609,7 +2740,7 @@
         </w:tc>
         <w:tc>
           <w:tcPr>
-            <w:tcW w:type="dxa" w:w="3324"/>
+            <w:tcW w:type="dxa" w:w="4536"/>
           </w:tcPr>
           <w:p>
             <w:pPr>
@@ -2628,7 +2759,7 @@
         </w:tc>
         <w:tc>
           <w:tcPr>
-            <w:tcW w:type="dxa" w:w="3324"/>
+            <w:tcW w:type="dxa" w:w="4252"/>
           </w:tcPr>
           <w:p>
             <w:pPr>
@@ -2648,7 +2779,7 @@
       <w:tr>
         <w:tc>
           <w:tcPr>
-            <w:tcW w:type="dxa" w:w="3324"/>
+            <w:tcW w:type="dxa" w:w="680"/>
           </w:tcPr>
           <w:p>
             <w:pPr>
@@ -2667,7 +2798,7 @@
         </w:tc>
         <w:tc>
           <w:tcPr>
-            <w:tcW w:type="dxa" w:w="3324"/>
+            <w:tcW w:type="dxa" w:w="4536"/>
           </w:tcPr>
           <w:p>
             <w:pPr>
@@ -2686,7 +2817,7 @@
         </w:tc>
         <w:tc>
           <w:tcPr>
-            <w:tcW w:type="dxa" w:w="3324"/>
+            <w:tcW w:type="dxa" w:w="4252"/>
           </w:tcPr>
           <w:p>
             <w:pPr>
@@ -2706,7 +2837,7 @@
       <w:tr>
         <w:tc>
           <w:tcPr>
-            <w:tcW w:type="dxa" w:w="3324"/>
+            <w:tcW w:type="dxa" w:w="680"/>
           </w:tcPr>
           <w:p>
             <w:pPr>
@@ -2725,7 +2856,7 @@
         </w:tc>
         <w:tc>
           <w:tcPr>
-            <w:tcW w:type="dxa" w:w="3324"/>
+            <w:tcW w:type="dxa" w:w="4536"/>
           </w:tcPr>
           <w:p>
             <w:pPr>
@@ -2744,7 +2875,7 @@
         </w:tc>
         <w:tc>
           <w:tcPr>
-            <w:tcW w:type="dxa" w:w="3324"/>
+            <w:tcW w:type="dxa" w:w="4252"/>
           </w:tcPr>
           <w:p>
             <w:pPr>
@@ -2764,7 +2895,7 @@
       <w:tr>
         <w:tc>
           <w:tcPr>
-            <w:tcW w:type="dxa" w:w="3324"/>
+            <w:tcW w:type="dxa" w:w="680"/>
           </w:tcPr>
           <w:p>
             <w:pPr>
@@ -2783,7 +2914,7 @@
         </w:tc>
         <w:tc>
           <w:tcPr>
-            <w:tcW w:type="dxa" w:w="3324"/>
+            <w:tcW w:type="dxa" w:w="4536"/>
           </w:tcPr>
           <w:p>
             <w:pPr>
@@ -2802,7 +2933,7 @@
         </w:tc>
         <w:tc>
           <w:tcPr>
-            <w:tcW w:type="dxa" w:w="3324"/>
+            <w:tcW w:type="dxa" w:w="4252"/>
           </w:tcPr>
           <w:p>
             <w:pPr>
@@ -2822,7 +2953,7 @@
       <w:tr>
         <w:tc>
           <w:tcPr>
-            <w:tcW w:type="dxa" w:w="3324"/>
+            <w:tcW w:type="dxa" w:w="680"/>
           </w:tcPr>
           <w:p>
             <w:pPr>
@@ -2841,7 +2972,7 @@
         </w:tc>
         <w:tc>
           <w:tcPr>
-            <w:tcW w:type="dxa" w:w="3324"/>
+            <w:tcW w:type="dxa" w:w="4536"/>
           </w:tcPr>
           <w:p>
             <w:pPr>
@@ -2860,7 +2991,7 @@
         </w:tc>
         <w:tc>
           <w:tcPr>
-            <w:tcW w:type="dxa" w:w="3324"/>
+            <w:tcW w:type="dxa" w:w="4252"/>
           </w:tcPr>
           <w:p>
             <w:pPr>
@@ -2880,7 +3011,7 @@
       <w:tr>
         <w:tc>
           <w:tcPr>
-            <w:tcW w:type="dxa" w:w="3324"/>
+            <w:tcW w:type="dxa" w:w="680"/>
           </w:tcPr>
           <w:p>
             <w:pPr>
@@ -2899,7 +3030,7 @@
         </w:tc>
         <w:tc>
           <w:tcPr>
-            <w:tcW w:type="dxa" w:w="3324"/>
+            <w:tcW w:type="dxa" w:w="4536"/>
           </w:tcPr>
           <w:p>
             <w:pPr>
@@ -2918,7 +3049,7 @@
         </w:tc>
         <w:tc>
           <w:tcPr>
-            <w:tcW w:type="dxa" w:w="3324"/>
+            <w:tcW w:type="dxa" w:w="4252"/>
           </w:tcPr>
           <w:p>
             <w:pPr>
@@ -3341,6 +3472,7 @@
                 <w:i w:val="0"/>
                 <w:sz w:val="22"/>
               </w:rPr>
+              <w:t>kolokwium; ocena pracy podczas ćwiczenia; raport z wykonanego zadania</w:t>
             </w:r>
           </w:p>
         </w:tc>
@@ -3398,6 +3530,7 @@
                 <w:i w:val="0"/>
                 <w:sz w:val="22"/>
               </w:rPr>
+              <w:t>kolokwium; ocena pracy podczas ćwiczenia; raport z wykonanego zadania</w:t>
             </w:r>
           </w:p>
         </w:tc>
@@ -3455,6 +3588,7 @@
                 <w:i w:val="0"/>
                 <w:sz w:val="22"/>
               </w:rPr>
+              <w:t>kolokwium; ocena pracy podczas ćwiczenia; raport z wykonanego zadania</w:t>
             </w:r>
           </w:p>
         </w:tc>
@@ -3512,6 +3646,7 @@
                 <w:i w:val="0"/>
                 <w:sz w:val="22"/>
               </w:rPr>
+              <w:t>kolokwium; ocena pracy podczas ćwiczenia; raport z wykonanego zadania</w:t>
             </w:r>
           </w:p>
         </w:tc>
@@ -3674,6 +3809,7 @@
                 <w:i w:val="0"/>
                 <w:sz w:val="22"/>
               </w:rPr>
+              <w:t>kolokwium; ocena pracy podczas ćwiczenia; raport z wykonanego zadania</w:t>
             </w:r>
           </w:p>
         </w:tc>
@@ -3731,6 +3867,7 @@
                 <w:i w:val="0"/>
                 <w:sz w:val="22"/>
               </w:rPr>
+              <w:t>kolokwium; ocena pracy podczas ćwiczenia; raport z wykonanego zadania</w:t>
             </w:r>
           </w:p>
         </w:tc>
@@ -3788,6 +3925,7 @@
                 <w:i w:val="0"/>
                 <w:sz w:val="22"/>
               </w:rPr>
+              <w:t>kolokwium; ocena pracy podczas ćwiczenia; raport z wykonanego zadania</w:t>
             </w:r>
           </w:p>
         </w:tc>
@@ -3845,6 +3983,7 @@
                 <w:i w:val="0"/>
                 <w:sz w:val="22"/>
               </w:rPr>
+              <w:t>kolokwium; ocena pracy podczas ćwiczenia; raport z wykonanego zadania</w:t>
             </w:r>
           </w:p>
         </w:tc>
@@ -3902,6 +4041,7 @@
                 <w:i w:val="0"/>
                 <w:sz w:val="22"/>
               </w:rPr>
+              <w:t>kolokwium; ocena pracy podczas ćwiczenia; raport z wykonanego zadania</w:t>
             </w:r>
           </w:p>
         </w:tc>
@@ -4064,6 +4204,7 @@
                 <w:i w:val="0"/>
                 <w:sz w:val="22"/>
               </w:rPr>
+              <w:t>kolokwium; ocena pracy podczas ćwiczenia; raport z wykonanego zadania</w:t>
             </w:r>
           </w:p>
         </w:tc>
@@ -4121,6 +4262,7 @@
                 <w:i w:val="0"/>
                 <w:sz w:val="22"/>
               </w:rPr>
+              <w:t>kolokwium; ocena pracy podczas ćwiczenia; raport z wykonanego zadania</w:t>
             </w:r>
           </w:p>
         </w:tc>
@@ -4226,62 +4368,6 @@
                 <w:sz w:val="16"/>
               </w:rPr>
               <w:t>Wyposażenie specjalistyczne konieczne do realizacji przedmiotu</w:t>
-            </w:r>
-          </w:p>
-        </w:tc>
-      </w:tr>
-      <w:tr>
-        <w:tc>
-          <w:tcPr>
-            <w:tcW w:type="dxa" w:w="3324"/>
-          </w:tcPr>
-          <w:p>
-            <w:pPr>
-              <w:spacing w:before="20" w:after="20"/>
-            </w:pPr>
-            <w:r>
-              <w:rPr>
-                <w:rFonts w:ascii="Aptos" w:hAnsi="Aptos"/>
-                <w:b w:val="0"/>
-                <w:i w:val="0"/>
-                <w:sz w:val="22"/>
-              </w:rPr>
-            </w:r>
-          </w:p>
-        </w:tc>
-        <w:tc>
-          <w:tcPr>
-            <w:tcW w:type="dxa" w:w="3324"/>
-          </w:tcPr>
-          <w:p>
-            <w:pPr>
-              <w:spacing w:before="20" w:after="20"/>
-            </w:pPr>
-            <w:r>
-              <w:rPr>
-                <w:rFonts w:ascii="Aptos" w:hAnsi="Aptos"/>
-                <w:b w:val="0"/>
-                <w:i w:val="0"/>
-                <w:sz w:val="22"/>
-              </w:rPr>
-            </w:r>
-          </w:p>
-        </w:tc>
-        <w:tc>
-          <w:tcPr>
-            <w:tcW w:type="dxa" w:w="3324"/>
-          </w:tcPr>
-          <w:p>
-            <w:pPr>
-              <w:spacing w:before="20" w:after="20"/>
-            </w:pPr>
-            <w:r>
-              <w:rPr>
-                <w:rFonts w:ascii="Aptos" w:hAnsi="Aptos"/>
-                <w:b w:val="0"/>
-                <w:i w:val="0"/>
-                <w:sz w:val="22"/>
-              </w:rPr>
             </w:r>
           </w:p>
         </w:tc>

--- a/public/assets/files/stacjonarne/ADM.docx
+++ b/public/assets/files/stacjonarne/ADM.docx
@@ -3435,6 +3435,7 @@
                 <w:i w:val="0"/>
                 <w:sz w:val="22"/>
               </w:rPr>
+              <w:t>K_W07</w:t>
             </w:r>
           </w:p>
         </w:tc>
@@ -3472,7 +3473,6 @@
                 <w:i w:val="0"/>
                 <w:sz w:val="22"/>
               </w:rPr>
-              <w:t>kolokwium; ocena pracy podczas ćwiczenia; raport z wykonanego zadania</w:t>
             </w:r>
           </w:p>
         </w:tc>
@@ -3493,6 +3493,7 @@
                 <w:i w:val="0"/>
                 <w:sz w:val="22"/>
               </w:rPr>
+              <w:t>K_W08</w:t>
             </w:r>
           </w:p>
         </w:tc>
@@ -3530,7 +3531,6 @@
                 <w:i w:val="0"/>
                 <w:sz w:val="22"/>
               </w:rPr>
-              <w:t>kolokwium; ocena pracy podczas ćwiczenia; raport z wykonanego zadania</w:t>
             </w:r>
           </w:p>
         </w:tc>
@@ -3551,6 +3551,7 @@
                 <w:i w:val="0"/>
                 <w:sz w:val="22"/>
               </w:rPr>
+              <w:t>K_W23</w:t>
             </w:r>
           </w:p>
         </w:tc>
@@ -3588,7 +3589,6 @@
                 <w:i w:val="0"/>
                 <w:sz w:val="22"/>
               </w:rPr>
-              <w:t>kolokwium; ocena pracy podczas ćwiczenia; raport z wykonanego zadania</w:t>
             </w:r>
           </w:p>
         </w:tc>
@@ -3609,6 +3609,7 @@
                 <w:i w:val="0"/>
                 <w:sz w:val="22"/>
               </w:rPr>
+              <w:t>K_W08</w:t>
             </w:r>
           </w:p>
         </w:tc>
@@ -3646,7 +3647,6 @@
                 <w:i w:val="0"/>
                 <w:sz w:val="22"/>
               </w:rPr>
-              <w:t>kolokwium; ocena pracy podczas ćwiczenia; raport z wykonanego zadania</w:t>
             </w:r>
           </w:p>
         </w:tc>
@@ -3772,6 +3772,7 @@
                 <w:i w:val="0"/>
                 <w:sz w:val="22"/>
               </w:rPr>
+              <w:t>K_U13</w:t>
             </w:r>
           </w:p>
         </w:tc>
@@ -3809,7 +3810,7 @@
                 <w:i w:val="0"/>
                 <w:sz w:val="22"/>
               </w:rPr>
-              <w:t>kolokwium; ocena pracy podczas ćwiczenia; raport z wykonanego zadania</w:t>
+              <w:t>kolokwium, ocena pracy podczas ćwiczenia, raport z wykonanego zadania</w:t>
             </w:r>
           </w:p>
         </w:tc>
@@ -3830,6 +3831,7 @@
                 <w:i w:val="0"/>
                 <w:sz w:val="22"/>
               </w:rPr>
+              <w:t>K_U14</w:t>
             </w:r>
           </w:p>
         </w:tc>
@@ -3867,7 +3869,7 @@
                 <w:i w:val="0"/>
                 <w:sz w:val="22"/>
               </w:rPr>
-              <w:t>kolokwium; ocena pracy podczas ćwiczenia; raport z wykonanego zadania</w:t>
+              <w:t>kolokwium, ocena pracy podczas ćwiczenia, raport z wykonanego zadania</w:t>
             </w:r>
           </w:p>
         </w:tc>
@@ -3888,6 +3890,7 @@
                 <w:i w:val="0"/>
                 <w:sz w:val="22"/>
               </w:rPr>
+              <w:t>K_U14</w:t>
             </w:r>
           </w:p>
         </w:tc>
@@ -3925,7 +3928,7 @@
                 <w:i w:val="0"/>
                 <w:sz w:val="22"/>
               </w:rPr>
-              <w:t>kolokwium; ocena pracy podczas ćwiczenia; raport z wykonanego zadania</w:t>
+              <w:t>kolokwium, ocena pracy podczas ćwiczenia, raport z wykonanego zadania</w:t>
             </w:r>
           </w:p>
         </w:tc>
@@ -3946,6 +3949,7 @@
                 <w:i w:val="0"/>
                 <w:sz w:val="22"/>
               </w:rPr>
+              <w:t>K_U27</w:t>
             </w:r>
           </w:p>
         </w:tc>
@@ -3983,7 +3987,7 @@
                 <w:i w:val="0"/>
                 <w:sz w:val="22"/>
               </w:rPr>
-              <w:t>kolokwium; ocena pracy podczas ćwiczenia; raport z wykonanego zadania</w:t>
+              <w:t>kolokwium, ocena pracy podczas ćwiczenia, raport z wykonanego zadania</w:t>
             </w:r>
           </w:p>
         </w:tc>
@@ -4004,6 +4008,7 @@
                 <w:i w:val="0"/>
                 <w:sz w:val="22"/>
               </w:rPr>
+              <w:t>K_U30</w:t>
             </w:r>
           </w:p>
         </w:tc>
@@ -4041,7 +4046,7 @@
                 <w:i w:val="0"/>
                 <w:sz w:val="22"/>
               </w:rPr>
-              <w:t>kolokwium; ocena pracy podczas ćwiczenia; raport z wykonanego zadania</w:t>
+              <w:t>kolokwium, ocena pracy podczas ćwiczenia, raport z wykonanego zadania</w:t>
             </w:r>
           </w:p>
         </w:tc>
@@ -4167,6 +4172,7 @@
                 <w:i w:val="0"/>
                 <w:sz w:val="22"/>
               </w:rPr>
+              <w:t>K_K04</w:t>
             </w:r>
           </w:p>
         </w:tc>
@@ -4204,7 +4210,7 @@
                 <w:i w:val="0"/>
                 <w:sz w:val="22"/>
               </w:rPr>
-              <w:t>kolokwium; ocena pracy podczas ćwiczenia; raport z wykonanego zadania</w:t>
+              <w:t>kolokwium, ocena pracy podczas ćwiczenia, raport z wykonanego zadania</w:t>
             </w:r>
           </w:p>
         </w:tc>
@@ -4225,6 +4231,7 @@
                 <w:i w:val="0"/>
                 <w:sz w:val="22"/>
               </w:rPr>
+              <w:t>K_K06</w:t>
             </w:r>
           </w:p>
         </w:tc>
@@ -4262,7 +4269,7 @@
                 <w:i w:val="0"/>
                 <w:sz w:val="22"/>
               </w:rPr>
-              <w:t>kolokwium; ocena pracy podczas ćwiczenia; raport z wykonanego zadania</w:t>
+              <w:t>kolokwium, ocena pracy podczas ćwiczenia, raport z wykonanego zadania</w:t>
             </w:r>
           </w:p>
         </w:tc>

--- a/public/assets/files/stacjonarne/ADM.docx
+++ b/public/assets/files/stacjonarne/ADM.docx
@@ -1934,14 +1934,13 @@
       </w:tblPr>
       <w:tblGrid>
         <w:gridCol w:w="680"/>
-        <w:gridCol w:w="4536"/>
-        <w:gridCol w:w="4252"/>
+        <w:gridCol w:w="8788"/>
       </w:tblGrid>
       <w:tr>
         <w:tc>
           <w:tcPr>
             <w:tcW w:type="dxa" w:w="9468"/>
-            <w:gridSpan w:val="3"/>
+            <w:gridSpan w:val="2"/>
             <w:shd w:val="clear" w:color="auto" w:fill="D9D9D9"/>
           </w:tcPr>
           <w:p>
@@ -1983,7 +1982,7 @@
         </w:tc>
         <w:tc>
           <w:tcPr>
-            <w:tcW w:type="dxa" w:w="4536"/>
+            <w:tcW w:type="dxa" w:w="8788"/>
             <w:shd w:val="clear" w:color="auto" w:fill="D9D9D9"/>
           </w:tcPr>
           <w:p>
@@ -1997,27 +1996,7 @@
                 <w:i w:val="0"/>
                 <w:sz w:val="16"/>
               </w:rPr>
-              <w:t>Wykład</w:t>
-            </w:r>
-          </w:p>
-        </w:tc>
-        <w:tc>
-          <w:tcPr>
-            <w:tcW w:type="dxa" w:w="4252"/>
-            <w:shd w:val="clear" w:color="auto" w:fill="D9D9D9"/>
-          </w:tcPr>
-          <w:p>
-            <w:pPr>
-              <w:spacing w:before="20" w:after="20"/>
-            </w:pPr>
-            <w:r>
-              <w:rPr>
-                <w:rFonts w:ascii="Aptos" w:hAnsi="Aptos"/>
-                <w:b/>
-                <w:i w:val="0"/>
-                <w:sz w:val="16"/>
-              </w:rPr>
-              <w:t>Ćwiczenia / Laboratorium / Pracownia</w:t>
+              <w:t>Treści programowe</w:t>
             </w:r>
           </w:p>
         </w:tc>
@@ -2044,7 +2023,7 @@
         </w:tc>
         <w:tc>
           <w:tcPr>
-            <w:tcW w:type="dxa" w:w="4536"/>
+            <w:tcW w:type="dxa" w:w="8788"/>
           </w:tcPr>
           <w:p>
             <w:pPr>
@@ -2058,24 +2037,6 @@
                 <w:sz w:val="22"/>
               </w:rPr>
               <w:t>Wprowadzenie do systemów serwerowych i administracji IT w środowisku korporacyjnym</w:t>
-            </w:r>
-          </w:p>
-        </w:tc>
-        <w:tc>
-          <w:tcPr>
-            <w:tcW w:type="dxa" w:w="4252"/>
-          </w:tcPr>
-          <w:p>
-            <w:pPr>
-              <w:spacing w:before="20" w:after="20"/>
-            </w:pPr>
-            <w:r>
-              <w:rPr>
-                <w:rFonts w:ascii="Aptos" w:hAnsi="Aptos"/>
-                <w:b w:val="0"/>
-                <w:i w:val="0"/>
-                <w:sz w:val="22"/>
-              </w:rPr>
             </w:r>
           </w:p>
         </w:tc>
@@ -2102,7 +2063,7 @@
         </w:tc>
         <w:tc>
           <w:tcPr>
-            <w:tcW w:type="dxa" w:w="4536"/>
+            <w:tcW w:type="dxa" w:w="8788"/>
           </w:tcPr>
           <w:p>
             <w:pPr>
@@ -2116,24 +2077,6 @@
                 <w:sz w:val="22"/>
               </w:rPr>
               <w:t>Wirtualizacja środowiska serwerowego</w:t>
-            </w:r>
-          </w:p>
-        </w:tc>
-        <w:tc>
-          <w:tcPr>
-            <w:tcW w:type="dxa" w:w="4252"/>
-          </w:tcPr>
-          <w:p>
-            <w:pPr>
-              <w:spacing w:before="20" w:after="20"/>
-            </w:pPr>
-            <w:r>
-              <w:rPr>
-                <w:rFonts w:ascii="Aptos" w:hAnsi="Aptos"/>
-                <w:b w:val="0"/>
-                <w:i w:val="0"/>
-                <w:sz w:val="22"/>
-              </w:rPr>
             </w:r>
           </w:p>
         </w:tc>
@@ -2160,7 +2103,7 @@
         </w:tc>
         <w:tc>
           <w:tcPr>
-            <w:tcW w:type="dxa" w:w="4536"/>
+            <w:tcW w:type="dxa" w:w="8788"/>
           </w:tcPr>
           <w:p>
             <w:pPr>
@@ -2174,24 +2117,6 @@
                 <w:sz w:val="22"/>
               </w:rPr>
               <w:t>Architektura i edycje systemu Windows Server</w:t>
-            </w:r>
-          </w:p>
-        </w:tc>
-        <w:tc>
-          <w:tcPr>
-            <w:tcW w:type="dxa" w:w="4252"/>
-          </w:tcPr>
-          <w:p>
-            <w:pPr>
-              <w:spacing w:before="20" w:after="20"/>
-            </w:pPr>
-            <w:r>
-              <w:rPr>
-                <w:rFonts w:ascii="Aptos" w:hAnsi="Aptos"/>
-                <w:b w:val="0"/>
-                <w:i w:val="0"/>
-                <w:sz w:val="22"/>
-              </w:rPr>
             </w:r>
           </w:p>
         </w:tc>
@@ -2218,7 +2143,7 @@
         </w:tc>
         <w:tc>
           <w:tcPr>
-            <w:tcW w:type="dxa" w:w="4536"/>
+            <w:tcW w:type="dxa" w:w="8788"/>
           </w:tcPr>
           <w:p>
             <w:pPr>
@@ -2232,24 +2157,6 @@
                 <w:sz w:val="22"/>
               </w:rPr>
               <w:t>Instalacja systemu, konfiguracja początkowa oraz aktualizacje</w:t>
-            </w:r>
-          </w:p>
-        </w:tc>
-        <w:tc>
-          <w:tcPr>
-            <w:tcW w:type="dxa" w:w="4252"/>
-          </w:tcPr>
-          <w:p>
-            <w:pPr>
-              <w:spacing w:before="20" w:after="20"/>
-            </w:pPr>
-            <w:r>
-              <w:rPr>
-                <w:rFonts w:ascii="Aptos" w:hAnsi="Aptos"/>
-                <w:b w:val="0"/>
-                <w:i w:val="0"/>
-                <w:sz w:val="22"/>
-              </w:rPr>
             </w:r>
           </w:p>
         </w:tc>
@@ -2276,7 +2183,7 @@
         </w:tc>
         <w:tc>
           <w:tcPr>
-            <w:tcW w:type="dxa" w:w="4536"/>
+            <w:tcW w:type="dxa" w:w="8788"/>
           </w:tcPr>
           <w:p>
             <w:pPr>
@@ -2290,24 +2197,6 @@
                 <w:sz w:val="22"/>
               </w:rPr>
               <w:t>Zarządzanie lokalnymi użytkownikami, grupami i uprawnieniami</w:t>
-            </w:r>
-          </w:p>
-        </w:tc>
-        <w:tc>
-          <w:tcPr>
-            <w:tcW w:type="dxa" w:w="4252"/>
-          </w:tcPr>
-          <w:p>
-            <w:pPr>
-              <w:spacing w:before="20" w:after="20"/>
-            </w:pPr>
-            <w:r>
-              <w:rPr>
-                <w:rFonts w:ascii="Aptos" w:hAnsi="Aptos"/>
-                <w:b w:val="0"/>
-                <w:i w:val="0"/>
-                <w:sz w:val="22"/>
-              </w:rPr>
             </w:r>
           </w:p>
         </w:tc>
@@ -2334,7 +2223,7 @@
         </w:tc>
         <w:tc>
           <w:tcPr>
-            <w:tcW w:type="dxa" w:w="4536"/>
+            <w:tcW w:type="dxa" w:w="8788"/>
           </w:tcPr>
           <w:p>
             <w:pPr>
@@ -2348,24 +2237,6 @@
                 <w:sz w:val="22"/>
               </w:rPr>
               <w:t>System plików NTFS, udostępnianie zasobów, uprawnienia do plików i folderów</w:t>
-            </w:r>
-          </w:p>
-        </w:tc>
-        <w:tc>
-          <w:tcPr>
-            <w:tcW w:type="dxa" w:w="4252"/>
-          </w:tcPr>
-          <w:p>
-            <w:pPr>
-              <w:spacing w:before="20" w:after="20"/>
-            </w:pPr>
-            <w:r>
-              <w:rPr>
-                <w:rFonts w:ascii="Aptos" w:hAnsi="Aptos"/>
-                <w:b w:val="0"/>
-                <w:i w:val="0"/>
-                <w:sz w:val="22"/>
-              </w:rPr>
             </w:r>
           </w:p>
         </w:tc>
@@ -2392,7 +2263,7 @@
         </w:tc>
         <w:tc>
           <w:tcPr>
-            <w:tcW w:type="dxa" w:w="4536"/>
+            <w:tcW w:type="dxa" w:w="8788"/>
           </w:tcPr>
           <w:p>
             <w:pPr>
@@ -2406,24 +2277,6 @@
                 <w:sz w:val="22"/>
               </w:rPr>
               <w:t>Wprowadzenie do usług katalogowych i domenowych</w:t>
-            </w:r>
-          </w:p>
-        </w:tc>
-        <w:tc>
-          <w:tcPr>
-            <w:tcW w:type="dxa" w:w="4252"/>
-          </w:tcPr>
-          <w:p>
-            <w:pPr>
-              <w:spacing w:before="20" w:after="20"/>
-            </w:pPr>
-            <w:r>
-              <w:rPr>
-                <w:rFonts w:ascii="Aptos" w:hAnsi="Aptos"/>
-                <w:b w:val="0"/>
-                <w:i w:val="0"/>
-                <w:sz w:val="22"/>
-              </w:rPr>
             </w:r>
           </w:p>
         </w:tc>
@@ -2450,7 +2303,7 @@
         </w:tc>
         <w:tc>
           <w:tcPr>
-            <w:tcW w:type="dxa" w:w="4536"/>
+            <w:tcW w:type="dxa" w:w="8788"/>
           </w:tcPr>
           <w:p>
             <w:pPr>
@@ -2464,24 +2317,6 @@
                 <w:sz w:val="22"/>
               </w:rPr>
               <w:t>Instalacja i konfiguracja Active Directory Domain Services</w:t>
-            </w:r>
-          </w:p>
-        </w:tc>
-        <w:tc>
-          <w:tcPr>
-            <w:tcW w:type="dxa" w:w="4252"/>
-          </w:tcPr>
-          <w:p>
-            <w:pPr>
-              <w:spacing w:before="20" w:after="20"/>
-            </w:pPr>
-            <w:r>
-              <w:rPr>
-                <w:rFonts w:ascii="Aptos" w:hAnsi="Aptos"/>
-                <w:b w:val="0"/>
-                <w:i w:val="0"/>
-                <w:sz w:val="22"/>
-              </w:rPr>
             </w:r>
           </w:p>
         </w:tc>
@@ -2508,7 +2343,7 @@
         </w:tc>
         <w:tc>
           <w:tcPr>
-            <w:tcW w:type="dxa" w:w="4536"/>
+            <w:tcW w:type="dxa" w:w="8788"/>
           </w:tcPr>
           <w:p>
             <w:pPr>
@@ -2522,24 +2357,6 @@
                 <w:sz w:val="22"/>
               </w:rPr>
               <w:t>Struktura domen, jednostki organizacyjne (OU), kontrolery domeny</w:t>
-            </w:r>
-          </w:p>
-        </w:tc>
-        <w:tc>
-          <w:tcPr>
-            <w:tcW w:type="dxa" w:w="4252"/>
-          </w:tcPr>
-          <w:p>
-            <w:pPr>
-              <w:spacing w:before="20" w:after="20"/>
-            </w:pPr>
-            <w:r>
-              <w:rPr>
-                <w:rFonts w:ascii="Aptos" w:hAnsi="Aptos"/>
-                <w:b w:val="0"/>
-                <w:i w:val="0"/>
-                <w:sz w:val="22"/>
-              </w:rPr>
             </w:r>
           </w:p>
         </w:tc>
@@ -2566,7 +2383,7 @@
         </w:tc>
         <w:tc>
           <w:tcPr>
-            <w:tcW w:type="dxa" w:w="4536"/>
+            <w:tcW w:type="dxa" w:w="8788"/>
           </w:tcPr>
           <w:p>
             <w:pPr>
@@ -2580,24 +2397,6 @@
                 <w:sz w:val="22"/>
               </w:rPr>
               <w:t>Zarządzanie użytkownikami, grupami oraz komputerami w domenie</w:t>
-            </w:r>
-          </w:p>
-        </w:tc>
-        <w:tc>
-          <w:tcPr>
-            <w:tcW w:type="dxa" w:w="4252"/>
-          </w:tcPr>
-          <w:p>
-            <w:pPr>
-              <w:spacing w:before="20" w:after="20"/>
-            </w:pPr>
-            <w:r>
-              <w:rPr>
-                <w:rFonts w:ascii="Aptos" w:hAnsi="Aptos"/>
-                <w:b w:val="0"/>
-                <w:i w:val="0"/>
-                <w:sz w:val="22"/>
-              </w:rPr>
             </w:r>
           </w:p>
         </w:tc>
@@ -2624,7 +2423,7 @@
         </w:tc>
         <w:tc>
           <w:tcPr>
-            <w:tcW w:type="dxa" w:w="4536"/>
+            <w:tcW w:type="dxa" w:w="8788"/>
           </w:tcPr>
           <w:p>
             <w:pPr>
@@ -2638,24 +2437,6 @@
                 <w:sz w:val="22"/>
               </w:rPr>
               <w:t>Zasady grup (Group Policy) – tworzenie i wdrażanie polityk</w:t>
-            </w:r>
-          </w:p>
-        </w:tc>
-        <w:tc>
-          <w:tcPr>
-            <w:tcW w:type="dxa" w:w="4252"/>
-          </w:tcPr>
-          <w:p>
-            <w:pPr>
-              <w:spacing w:before="20" w:after="20"/>
-            </w:pPr>
-            <w:r>
-              <w:rPr>
-                <w:rFonts w:ascii="Aptos" w:hAnsi="Aptos"/>
-                <w:b w:val="0"/>
-                <w:i w:val="0"/>
-                <w:sz w:val="22"/>
-              </w:rPr>
             </w:r>
           </w:p>
         </w:tc>
@@ -2682,7 +2463,7 @@
         </w:tc>
         <w:tc>
           <w:tcPr>
-            <w:tcW w:type="dxa" w:w="4536"/>
+            <w:tcW w:type="dxa" w:w="8788"/>
           </w:tcPr>
           <w:p>
             <w:pPr>
@@ -2696,24 +2477,6 @@
                 <w:sz w:val="22"/>
               </w:rPr>
               <w:t>Usługi sieciowe: DNS, DHCP</w:t>
-            </w:r>
-          </w:p>
-        </w:tc>
-        <w:tc>
-          <w:tcPr>
-            <w:tcW w:type="dxa" w:w="4252"/>
-          </w:tcPr>
-          <w:p>
-            <w:pPr>
-              <w:spacing w:before="20" w:after="20"/>
-            </w:pPr>
-            <w:r>
-              <w:rPr>
-                <w:rFonts w:ascii="Aptos" w:hAnsi="Aptos"/>
-                <w:b w:val="0"/>
-                <w:i w:val="0"/>
-                <w:sz w:val="22"/>
-              </w:rPr>
             </w:r>
           </w:p>
         </w:tc>
@@ -2740,7 +2503,7 @@
         </w:tc>
         <w:tc>
           <w:tcPr>
-            <w:tcW w:type="dxa" w:w="4536"/>
+            <w:tcW w:type="dxa" w:w="8788"/>
           </w:tcPr>
           <w:p>
             <w:pPr>
@@ -2754,24 +2517,6 @@
                 <w:sz w:val="22"/>
               </w:rPr>
               <w:t>Role serwera: serwer plików, drukarek, podstawowe usługi aplikacyjne</w:t>
-            </w:r>
-          </w:p>
-        </w:tc>
-        <w:tc>
-          <w:tcPr>
-            <w:tcW w:type="dxa" w:w="4252"/>
-          </w:tcPr>
-          <w:p>
-            <w:pPr>
-              <w:spacing w:before="20" w:after="20"/>
-            </w:pPr>
-            <w:r>
-              <w:rPr>
-                <w:rFonts w:ascii="Aptos" w:hAnsi="Aptos"/>
-                <w:b w:val="0"/>
-                <w:i w:val="0"/>
-                <w:sz w:val="22"/>
-              </w:rPr>
             </w:r>
           </w:p>
         </w:tc>
@@ -2798,7 +2543,7 @@
         </w:tc>
         <w:tc>
           <w:tcPr>
-            <w:tcW w:type="dxa" w:w="4536"/>
+            <w:tcW w:type="dxa" w:w="8788"/>
           </w:tcPr>
           <w:p>
             <w:pPr>
@@ -2812,24 +2557,6 @@
                 <w:sz w:val="22"/>
               </w:rPr>
               <w:t>Diagnostyka systemu, zarządzanie usługami, procesami i zdarzeniami systemowymi</w:t>
-            </w:r>
-          </w:p>
-        </w:tc>
-        <w:tc>
-          <w:tcPr>
-            <w:tcW w:type="dxa" w:w="4252"/>
-          </w:tcPr>
-          <w:p>
-            <w:pPr>
-              <w:spacing w:before="20" w:after="20"/>
-            </w:pPr>
-            <w:r>
-              <w:rPr>
-                <w:rFonts w:ascii="Aptos" w:hAnsi="Aptos"/>
-                <w:b w:val="0"/>
-                <w:i w:val="0"/>
-                <w:sz w:val="22"/>
-              </w:rPr>
             </w:r>
           </w:p>
         </w:tc>
@@ -2856,7 +2583,7 @@
         </w:tc>
         <w:tc>
           <w:tcPr>
-            <w:tcW w:type="dxa" w:w="4536"/>
+            <w:tcW w:type="dxa" w:w="8788"/>
           </w:tcPr>
           <w:p>
             <w:pPr>
@@ -2870,24 +2597,6 @@
                 <w:sz w:val="22"/>
               </w:rPr>
               <w:t>Polityki zabezpieczeń, zapora, aktualizacje, kopie zapasowe</w:t>
-            </w:r>
-          </w:p>
-        </w:tc>
-        <w:tc>
-          <w:tcPr>
-            <w:tcW w:type="dxa" w:w="4252"/>
-          </w:tcPr>
-          <w:p>
-            <w:pPr>
-              <w:spacing w:before="20" w:after="20"/>
-            </w:pPr>
-            <w:r>
-              <w:rPr>
-                <w:rFonts w:ascii="Aptos" w:hAnsi="Aptos"/>
-                <w:b w:val="0"/>
-                <w:i w:val="0"/>
-                <w:sz w:val="22"/>
-              </w:rPr>
             </w:r>
           </w:p>
         </w:tc>
@@ -2914,7 +2623,7 @@
         </w:tc>
         <w:tc>
           <w:tcPr>
-            <w:tcW w:type="dxa" w:w="4536"/>
+            <w:tcW w:type="dxa" w:w="8788"/>
           </w:tcPr>
           <w:p>
             <w:pPr>
@@ -2928,24 +2637,6 @@
                 <w:sz w:val="22"/>
               </w:rPr>
               <w:t>Zarządzanie zdalne i narzędzia administracyjne</w:t>
-            </w:r>
-          </w:p>
-        </w:tc>
-        <w:tc>
-          <w:tcPr>
-            <w:tcW w:type="dxa" w:w="4252"/>
-          </w:tcPr>
-          <w:p>
-            <w:pPr>
-              <w:spacing w:before="20" w:after="20"/>
-            </w:pPr>
-            <w:r>
-              <w:rPr>
-                <w:rFonts w:ascii="Aptos" w:hAnsi="Aptos"/>
-                <w:b w:val="0"/>
-                <w:i w:val="0"/>
-                <w:sz w:val="22"/>
-              </w:rPr>
             </w:r>
           </w:p>
         </w:tc>
@@ -2972,7 +2663,7 @@
         </w:tc>
         <w:tc>
           <w:tcPr>
-            <w:tcW w:type="dxa" w:w="4536"/>
+            <w:tcW w:type="dxa" w:w="8788"/>
           </w:tcPr>
           <w:p>
             <w:pPr>
@@ -2986,24 +2677,6 @@
                 <w:sz w:val="22"/>
               </w:rPr>
               <w:t>Dobre praktyki administracyjne, dokumentacja i rozwiązywanie problemów</w:t>
-            </w:r>
-          </w:p>
-        </w:tc>
-        <w:tc>
-          <w:tcPr>
-            <w:tcW w:type="dxa" w:w="4252"/>
-          </w:tcPr>
-          <w:p>
-            <w:pPr>
-              <w:spacing w:before="20" w:after="20"/>
-            </w:pPr>
-            <w:r>
-              <w:rPr>
-                <w:rFonts w:ascii="Aptos" w:hAnsi="Aptos"/>
-                <w:b w:val="0"/>
-                <w:i w:val="0"/>
-                <w:sz w:val="22"/>
-              </w:rPr>
             </w:r>
           </w:p>
         </w:tc>
@@ -3030,7 +2703,7 @@
         </w:tc>
         <w:tc>
           <w:tcPr>
-            <w:tcW w:type="dxa" w:w="4536"/>
+            <w:tcW w:type="dxa" w:w="8788"/>
           </w:tcPr>
           <w:p>
             <w:pPr>
@@ -3044,24 +2717,6 @@
                 <w:sz w:val="22"/>
               </w:rPr>
               <w:t>Podstawy wysokiej dostępności i ciągłości działania usług</w:t>
-            </w:r>
-          </w:p>
-        </w:tc>
-        <w:tc>
-          <w:tcPr>
-            <w:tcW w:type="dxa" w:w="4252"/>
-          </w:tcPr>
-          <w:p>
-            <w:pPr>
-              <w:spacing w:before="20" w:after="20"/>
-            </w:pPr>
-            <w:r>
-              <w:rPr>
-                <w:rFonts w:ascii="Aptos" w:hAnsi="Aptos"/>
-                <w:b w:val="0"/>
-                <w:i w:val="0"/>
-                <w:sz w:val="22"/>
-              </w:rPr>
             </w:r>
           </w:p>
         </w:tc>

--- a/public/assets/files/stacjonarne/ADM.docx
+++ b/public/assets/files/stacjonarne/ADM.docx
@@ -1093,7 +1093,7 @@
                 <w:i w:val="0"/>
                 <w:sz w:val="22"/>
               </w:rPr>
-              <w:t>65</w:t>
+              <w:t>40</w:t>
             </w:r>
           </w:p>
         </w:tc>
@@ -1113,7 +1113,7 @@
                 <w:i w:val="0"/>
                 <w:sz w:val="22"/>
               </w:rPr>
-              <w:t>2.6</w:t>
+              <w:t>1.6</w:t>
             </w:r>
           </w:p>
         </w:tc>
